--- a/NOTAS Website.docx
+++ b/NOTAS Website.docx
@@ -117,7 +117,21 @@
         <w:rPr>
           <w:color w:val="00A933"/>
         </w:rPr>
-        <w:t>Ek is bietjie onseker wat jy hier bedoel maar suide koelkamers kom eerste op as jy google. Jy moet net die website se link opsit by hierdie gedeelte:</w:t>
+        <w:t xml:space="preserve">Ek is bietjie onseker wat jy hier bedoel maar suide koelkamers kom eerste op as jy google. </w:t>
+      </w:r>
+    </w:p>
+    <w:p>
+      <w:pPr>
+        <w:pStyle w:val="Normal"/>
+        <w:rPr>
+          <w:color w:val="00A933"/>
+        </w:rPr>
+      </w:pPr>
+      <w:r>
+        <w:rPr>
+          <w:color w:val="00A933"/>
+        </w:rPr>
+        <w:t>Jy moet ook onthou om die website se link op te sit by hierdie gedeelte:</w:t>
       </w:r>
     </w:p>
     <w:p>
@@ -236,14 +250,16 @@
       <w:pPr>
         <w:pStyle w:val="Normal"/>
         <w:rPr>
+          <w:rFonts w:ascii="Calibri" w:hAnsi="Calibri"/>
           <w:color w:val="00A933"/>
         </w:rPr>
       </w:pPr>
       <w:r>
         <w:rPr>
+          <w:rFonts w:ascii="Calibri" w:hAnsi="Calibri"/>
           <w:color w:val="00A933"/>
         </w:rPr>
-        <w:t>Kom ons kyk eers wat ons als bygesit het en dan sal dit maklikste wees as jy die fotos wat ons wil insit in the home gedeelte weer stuur in die volgorde wat jy dit wil h</w:t>
+        <w:t>Kom ons kyk eers wat ons als bygesit het en dan sal dit maklikste wees as jy die fotos wat ons wil insit in the home gedeelte weer stuur in die volgorde wat jy dit wil hê. Anders het ons weer duplikate.</w:t>
       </w:r>
     </w:p>
     <w:p>
